--- a/deliverables/V4-V11_SYNC/PACKAGES/NEW_V10_Synchronized_Production_Package/05_SHORTS/Individual/NEW_V10_Short_1.docx
+++ b/deliverables/V4-V11_SYNC/PACKAGES/NEW_V10_Synchronized_Production_Package/05_SHORTS/Individual/NEW_V10_Short_1.docx
@@ -106,7 +106,7 @@
         <w:rPr>
           <w:sz w:val="21"/>
         </w:rPr>
-        <w:t>71 words, about 0:26 at 165 words per minute, arithmetic</w:t>
+        <w:t>134 words, about 0:49 at 165 words per minute, arithmetic</w:t>
       </w:r>
     </w:p>
     <w:p>
@@ -125,7 +125,7 @@
         <w:rPr>
           <w:sz w:val="21"/>
         </w:rPr>
-        <w:t>Wednesday, September 16, 2026 | 1:46 PM CT</w:t>
+        <w:t>Wednesday, September 16, 2026 | 3:16 PM CT</w:t>
       </w:r>
     </w:p>
     <w:p>
@@ -196,20 +196,7 @@
           <w:i w:val="0"/>
           <w:sz w:val="22"/>
         </w:rPr>
-        <w:t>You start trying to fix things before you understand why they work this way.</w:t>
-      </w:r>
-    </w:p>
-    <w:p>
-      <w:pPr>
-        <w:spacing w:before="0" w:after="80"/>
-      </w:pPr>
-      <w:r>
-        <w:rPr>
-          <w:b w:val="0"/>
-          <w:i w:val="0"/>
-          <w:sz w:val="22"/>
-        </w:rPr>
-        <w:t>Or you go the other direction.</w:t>
+        <w:t>You start talking too much about what worked at your last company. You start trying to fix things before you understand why they work this way. Or you go the other direction. You stay quiet because you are afraid of getting something wrong.</w:t>
       </w:r>
     </w:p>
     <w:p>
@@ -223,6 +210,19 @@
           <w:sz w:val="22"/>
         </w:rPr>
         <w:t>I do not think either one is the job of your first 90 days.</w:t>
+      </w:r>
+    </w:p>
+    <w:p>
+      <w:pPr>
+        <w:spacing w:before="0" w:after="80"/>
+      </w:pPr>
+      <w:r>
+        <w:rPr>
+          <w:b w:val="0"/>
+          <w:i w:val="0"/>
+          <w:sz w:val="22"/>
+        </w:rPr>
+        <w:t>Your first job is not to prove that everything you already know works here.</w:t>
       </w:r>
     </w:p>
     <w:p>
@@ -251,7 +251,20 @@
           <w:i w:val="0"/>
           <w:sz w:val="22"/>
         </w:rPr>
-        <w:t>Your first job is not to prove that everything you already know works here.</w:t>
+        <w:t>It is to figure out three things: What from my experience actually works here? What do I need to learn about this new context? And what can I begin to prove here?</w:t>
+      </w:r>
+    </w:p>
+    <w:p>
+      <w:pPr>
+        <w:spacing w:before="0" w:after="80"/>
+      </w:pPr>
+      <w:r>
+        <w:rPr>
+          <w:b/>
+          <w:i w:val="0"/>
+          <w:sz w:val="22"/>
+        </w:rPr>
+        <w:t>I think about that as READ. TEST. PROVE.</w:t>
       </w:r>
     </w:p>
     <w:p>

--- a/deliverables/V4-V11_SYNC/PACKAGES/NEW_V10_Synchronized_Production_Package/05_SHORTS/Individual/NEW_V10_Short_1.docx
+++ b/deliverables/V4-V11_SYNC/PACKAGES/NEW_V10_Synchronized_Production_Package/05_SHORTS/Individual/NEW_V10_Short_1.docx
@@ -125,7 +125,7 @@
         <w:rPr>
           <w:sz w:val="21"/>
         </w:rPr>
-        <w:t>Wednesday, September 16, 2026 | 3:16 PM CT</w:t>
+        <w:t>Wednesday, September 16, 2026 | 3:21 PM CT</w:t>
       </w:r>
     </w:p>
     <w:p>
@@ -280,6 +280,292 @@
           <w:color w:val="8A6D1E"/>
           <w:sz w:val="17"/>
         </w:rPr>
+        <w:t>OPENING, SPECIFIC TO THIS SHORT</w:t>
+      </w:r>
+    </w:p>
+    <w:tbl>
+      <w:tblPr>
+        <w:tblW w:type="auto" w:w="0"/>
+        <w:jc w:val="left"/>
+        <w:tblBorders>
+          <w:top w:val="single" w:sz="4" w:space="0" w:color="C9BFA8"/>
+          <w:left w:val="single" w:sz="4" w:space="0" w:color="C9BFA8"/>
+          <w:bottom w:val="single" w:sz="4" w:space="0" w:color="C9BFA8"/>
+          <w:right w:val="single" w:sz="4" w:space="0" w:color="C9BFA8"/>
+          <w:insideH w:val="single" w:sz="4" w:space="0" w:color="C9BFA8"/>
+          <w:insideV w:val="single" w:sz="4" w:space="0" w:color="C9BFA8"/>
+        </w:tblBorders>
+        <w:tblLayout w:type="fixed"/>
+        <w:tblLook w:firstColumn="1" w:firstRow="1" w:lastColumn="0" w:lastRow="0" w:noHBand="0" w:noVBand="1" w:val="04A0"/>
+      </w:tblPr>
+      <w:tblGrid>
+        <w:gridCol w:w="4824"/>
+        <w:gridCol w:w="4824"/>
+      </w:tblGrid>
+      <w:tr>
+        <w:trPr>
+          <w:tblHeader w:val="true"/>
+        </w:trPr>
+        <w:tc>
+          <w:tcPr>
+            <w:tcW w:type="dxa" w:w="2304"/>
+            <w:shd w:val="clear" w:color="auto" w:fill="F3EFE6"/>
+          </w:tcPr>
+          <w:p>
+            <w:pPr>
+              <w:spacing w:before="60" w:after="60" w:line="264" w:lineRule="auto"/>
+            </w:pPr>
+            <w:r/>
+            <w:r>
+              <w:rPr>
+                <w:b/>
+                <w:i w:val="0"/>
+                <w:color w:val="112345"/>
+                <w:sz w:val="17"/>
+              </w:rPr>
+            </w:r>
+          </w:p>
+        </w:tc>
+        <w:tc>
+          <w:tcPr>
+            <w:tcW w:type="dxa" w:w="7344"/>
+            <w:shd w:val="clear" w:color="auto" w:fill="F3EFE6"/>
+          </w:tcPr>
+          <w:p>
+            <w:pPr>
+              <w:spacing w:before="60" w:after="60" w:line="264" w:lineRule="auto"/>
+            </w:pPr>
+            <w:r/>
+            <w:r>
+              <w:rPr>
+                <w:b/>
+                <w:i w:val="0"/>
+                <w:color w:val="112345"/>
+                <w:sz w:val="17"/>
+              </w:rPr>
+            </w:r>
+          </w:p>
+        </w:tc>
+      </w:tr>
+      <w:tr>
+        <w:tc>
+          <w:tcPr>
+            <w:tcW w:type="dxa" w:w="2304"/>
+          </w:tcPr>
+          <w:p>
+            <w:pPr>
+              <w:spacing w:before="60" w:after="60" w:line="264" w:lineRule="auto"/>
+            </w:pPr>
+            <w:r/>
+            <w:r>
+              <w:rPr>
+                <w:b w:val="0"/>
+                <w:i w:val="0"/>
+                <w:sz w:val="17"/>
+              </w:rPr>
+              <w:t>On-screen text</w:t>
+            </w:r>
+          </w:p>
+        </w:tc>
+        <w:tc>
+          <w:tcPr>
+            <w:tcW w:type="dxa" w:w="7344"/>
+          </w:tcPr>
+          <w:p>
+            <w:pPr>
+              <w:spacing w:before="60" w:after="60" w:line="264" w:lineRule="auto"/>
+            </w:pPr>
+            <w:r/>
+            <w:r>
+              <w:rPr>
+                <w:b w:val="0"/>
+                <w:i w:val="0"/>
+                <w:sz w:val="17"/>
+              </w:rPr>
+              <w:t>pressure to prove they made the right decision</w:t>
+            </w:r>
+          </w:p>
+        </w:tc>
+      </w:tr>
+      <w:tr>
+        <w:tc>
+          <w:tcPr>
+            <w:tcW w:type="dxa" w:w="2304"/>
+          </w:tcPr>
+          <w:p>
+            <w:pPr>
+              <w:spacing w:before="60" w:after="60" w:line="264" w:lineRule="auto"/>
+            </w:pPr>
+            <w:r/>
+            <w:r>
+              <w:rPr>
+                <w:b w:val="0"/>
+                <w:i w:val="0"/>
+                <w:sz w:val="17"/>
+              </w:rPr>
+              <w:t>Opening visual</w:t>
+            </w:r>
+          </w:p>
+        </w:tc>
+        <w:tc>
+          <w:tcPr>
+            <w:tcW w:type="dxa" w:w="7344"/>
+          </w:tcPr>
+          <w:p>
+            <w:pPr>
+              <w:spacing w:before="60" w:after="60" w:line="264" w:lineRule="auto"/>
+            </w:pPr>
+            <w:r/>
+            <w:r>
+              <w:rPr>
+                <w:b w:val="0"/>
+                <w:i w:val="0"/>
+                <w:sz w:val="17"/>
+              </w:rPr>
+              <w:t>Camera, 9:16</w:t>
+            </w:r>
+          </w:p>
+        </w:tc>
+      </w:tr>
+      <w:tr>
+        <w:tc>
+          <w:tcPr>
+            <w:tcW w:type="dxa" w:w="2304"/>
+          </w:tcPr>
+          <w:p>
+            <w:pPr>
+              <w:spacing w:before="60" w:after="60" w:line="264" w:lineRule="auto"/>
+            </w:pPr>
+            <w:r/>
+            <w:r>
+              <w:rPr>
+                <w:b w:val="0"/>
+                <w:i w:val="0"/>
+                <w:sz w:val="17"/>
+              </w:rPr>
+              <w:t>Sound</w:t>
+            </w:r>
+          </w:p>
+        </w:tc>
+        <w:tc>
+          <w:tcPr>
+            <w:tcW w:type="dxa" w:w="7344"/>
+          </w:tcPr>
+          <w:p>
+            <w:pPr>
+              <w:spacing w:before="60" w:after="60" w:line="264" w:lineRule="auto"/>
+            </w:pPr>
+            <w:r/>
+            <w:r>
+              <w:rPr>
+                <w:b w:val="0"/>
+                <w:i w:val="0"/>
+                <w:sz w:val="17"/>
+              </w:rPr>
+              <w:t>One accent, on “wrong thing”</w:t>
+            </w:r>
+          </w:p>
+        </w:tc>
+      </w:tr>
+      <w:tr>
+        <w:tc>
+          <w:tcPr>
+            <w:tcW w:type="dxa" w:w="2304"/>
+          </w:tcPr>
+          <w:p>
+            <w:pPr>
+              <w:spacing w:before="60" w:after="60" w:line="264" w:lineRule="auto"/>
+            </w:pPr>
+            <w:r/>
+            <w:r>
+              <w:rPr>
+                <w:b w:val="0"/>
+                <w:i w:val="0"/>
+                <w:sz w:val="17"/>
+              </w:rPr>
+              <w:t>Cut to NEW_V10_FS_01_READ_TEST_PROVE</w:t>
+            </w:r>
+          </w:p>
+        </w:tc>
+        <w:tc>
+          <w:tcPr>
+            <w:tcW w:type="dxa" w:w="7344"/>
+          </w:tcPr>
+          <w:p>
+            <w:pPr>
+              <w:spacing w:before="60" w:after="60" w:line="264" w:lineRule="auto"/>
+            </w:pPr>
+            <w:r/>
+            <w:r>
+              <w:rPr>
+                <w:b w:val="0"/>
+                <w:i w:val="0"/>
+                <w:sz w:val="17"/>
+              </w:rPr>
+              <w:t>on “It is to figure out three things”</w:t>
+            </w:r>
+          </w:p>
+        </w:tc>
+      </w:tr>
+      <w:tr>
+        <w:tc>
+          <w:tcPr>
+            <w:tcW w:type="dxa" w:w="2304"/>
+          </w:tcPr>
+          <w:p>
+            <w:pPr>
+              <w:spacing w:before="60" w:after="60" w:line="264" w:lineRule="auto"/>
+            </w:pPr>
+            <w:r/>
+            <w:r>
+              <w:rPr>
+                <w:b w:val="0"/>
+                <w:i w:val="0"/>
+                <w:sz w:val="17"/>
+              </w:rPr>
+              <w:t>Payoff frame</w:t>
+            </w:r>
+          </w:p>
+        </w:tc>
+        <w:tc>
+          <w:tcPr>
+            <w:tcW w:type="dxa" w:w="7344"/>
+          </w:tcPr>
+          <w:p>
+            <w:pPr>
+              <w:spacing w:before="60" w:after="60" w:line="264" w:lineRule="auto"/>
+            </w:pPr>
+            <w:r/>
+            <w:r>
+              <w:rPr>
+                <w:b w:val="0"/>
+                <w:i w:val="0"/>
+                <w:sz w:val="17"/>
+              </w:rPr>
+              <w:t>NEW_V10_FS_01_READ_TEST_PROVE, held on the ask</w:t>
+            </w:r>
+          </w:p>
+        </w:tc>
+      </w:tr>
+    </w:tbl>
+    <w:p>
+      <w:pPr>
+        <w:spacing w:after="120"/>
+      </w:pPr>
+    </w:p>
+    <w:p>
+      <w:pPr>
+        <w:spacing w:before="200" w:after="60"/>
+        <w:keepNext w:val="1"/>
+        <w:keepLines w:val="1"/>
+      </w:pPr>
+      <w:r>
+        <w:rPr>
+          <w:b/>
+          <w:i w:val="0"/>
+          <w:color w:val="8A6D1E"/>
+          <w:sz w:val="17"/>
+        </w:rPr>
         <w:t>EVERY LINE ABOVE</w:t>
       </w:r>
     </w:p>
@@ -293,7 +579,7 @@
           <w:i w:val="0"/>
           <w:sz w:val="21"/>
         </w:rPr>
-        <w:t>Verbatim from the reconciled master. No narration was invented and no sentences were joined into a claim the script does not make.</w:t>
+        <w:t>Verbatim from the reconciled master. No narration was invented and no sentences were joined into a claim the script does not make. The list it teaches is complete, every reference has its antecedent inside the Short, and the ask is one action.</w:t>
       </w:r>
     </w:p>
     <w:sectPr>

--- a/deliverables/V4-V11_SYNC/PACKAGES/NEW_V10_Synchronized_Production_Package/05_SHORTS/Individual/NEW_V10_Short_1.docx
+++ b/deliverables/V4-V11_SYNC/PACKAGES/NEW_V10_Synchronized_Production_Package/05_SHORTS/Individual/NEW_V10_Short_1.docx
@@ -125,7 +125,7 @@
         <w:rPr>
           <w:sz w:val="21"/>
         </w:rPr>
-        <w:t>Wednesday, September 16, 2026 | 3:21 PM CT</w:t>
+        <w:t>Thursday, September 17, 2026 | 8:55 AM CT</w:t>
       </w:r>
     </w:p>
     <w:p>

--- a/deliverables/V4-V11_SYNC/PACKAGES/NEW_V10_Synchronized_Production_Package/05_SHORTS/Individual/NEW_V10_Short_1.docx
+++ b/deliverables/V4-V11_SYNC/PACKAGES/NEW_V10_Synchronized_Production_Package/05_SHORTS/Individual/NEW_V10_Short_1.docx
@@ -106,7 +106,7 @@
         <w:rPr>
           <w:sz w:val="21"/>
         </w:rPr>
-        <w:t>134 words, about 0:49 at 165 words per minute, arithmetic</w:t>
+        <w:t>125 words, about 0:45 at 165 words per minute, arithmetic</w:t>
       </w:r>
     </w:p>
     <w:p>
@@ -125,7 +125,7 @@
         <w:rPr>
           <w:sz w:val="21"/>
         </w:rPr>
-        <w:t>Thursday, September 17, 2026 | 8:55 AM CT</w:t>
+        <w:t>Thursday, September 17, 2026 | 12:57 PM CT</w:t>
       </w:r>
     </w:p>
     <w:p>
@@ -154,7 +154,7 @@
           <w:i w:val="0"/>
           <w:sz w:val="26"/>
         </w:rPr>
-        <w:t>And now you feel this pressure to prove they made the right decision.</w:t>
+        <w:t>You finally got the job. Maybe it is a bigger role.</w:t>
       </w:r>
     </w:p>
     <w:p>
@@ -183,7 +183,7 @@
           <w:i w:val="0"/>
           <w:sz w:val="22"/>
         </w:rPr>
-        <w:t>That pressure can make you do exactly the wrong thing.</w:t>
+        <w:t>And now you feel this pressure to prove they made the right decision. That pressure can make you do exactly the wrong thing.</w:t>
       </w:r>
     </w:p>
     <w:p>
@@ -196,7 +196,7 @@
           <w:i w:val="0"/>
           <w:sz w:val="22"/>
         </w:rPr>
-        <w:t>You start talking too much about what worked at your last company. You start trying to fix things before you understand why they work this way. Or you go the other direction. You stay quiet because you are afraid of getting something wrong.</w:t>
+        <w:t>You start trying to fix things before you understand why they work this way. Or you go the other direction. You stay quiet because you are afraid of getting something wrong.</w:t>
       </w:r>
     </w:p>
     <w:p>
@@ -252,19 +252,6 @@
           <w:sz w:val="22"/>
         </w:rPr>
         <w:t>It is to figure out three things: What from my experience actually works here? What do I need to learn about this new context? And what can I begin to prove here?</w:t>
-      </w:r>
-    </w:p>
-    <w:p>
-      <w:pPr>
-        <w:spacing w:before="0" w:after="80"/>
-      </w:pPr>
-      <w:r>
-        <w:rPr>
-          <w:b/>
-          <w:i w:val="0"/>
-          <w:sz w:val="22"/>
-        </w:rPr>
-        <w:t>I think about that as READ. TEST. PROVE.</w:t>
       </w:r>
     </w:p>
     <w:p>

--- a/deliverables/V4-V11_SYNC/PACKAGES/NEW_V10_Synchronized_Production_Package/05_SHORTS/Individual/NEW_V10_Short_1.docx
+++ b/deliverables/V4-V11_SYNC/PACKAGES/NEW_V10_Synchronized_Production_Package/05_SHORTS/Individual/NEW_V10_Short_1.docx
@@ -125,7 +125,7 @@
         <w:rPr>
           <w:sz w:val="21"/>
         </w:rPr>
-        <w:t>Thursday, September 17, 2026 | 12:57 PM CT</w:t>
+        <w:t>Saturday, September 19, 2026 | 6:36 AM CT</w:t>
       </w:r>
     </w:p>
     <w:p>

--- a/deliverables/V4-V11_SYNC/PACKAGES/NEW_V10_Synchronized_Production_Package/05_SHORTS/Individual/NEW_V10_Short_1.docx
+++ b/deliverables/V4-V11_SYNC/PACKAGES/NEW_V10_Synchronized_Production_Package/05_SHORTS/Individual/NEW_V10_Short_1.docx
@@ -125,7 +125,7 @@
         <w:rPr>
           <w:sz w:val="21"/>
         </w:rPr>
-        <w:t>Saturday, September 19, 2026 | 6:36 AM CT</w:t>
+        <w:t>Saturday, September 19, 2026 | 7:08 AM CT</w:t>
       </w:r>
     </w:p>
     <w:p>
